--- a/tests/fixtures/docx/aeos-valid-sample.docx
+++ b/tests/fixtures/docx/aeos-valid-sample.docx
@@ -52,12 +52,12 @@
         <w:tblLook w:firstColumn="1" w:firstRow="1" w:lastColumn="0" w:lastRow="0" w:noHBand="0" w:noVBand="1" w:val="04A0"/>
       </w:tblPr>
       <w:tblGrid>
-        <w:gridCol w:w="8640"/>
+        <w:gridCol w:w="8845"/>
       </w:tblGrid>
       <w:tr>
         <w:tc>
           <w:tcPr>
-            <w:tcW w:type="dxa" w:w="8640"/>
+            <w:tcW w:type="dxa" w:w="8845"/>
           </w:tcPr>
           <w:p>
             <w:pPr>
@@ -94,8 +94,8 @@
     <w:sectPr>
       <w:headerReference w:type="default" r:id="rId9"/>
       <w:footerReference w:type="default" r:id="rId10"/>
-      <w:pgSz w:w="12240" w:h="15840"/>
-      <w:pgMar w:top="1440" w:right="1800" w:bottom="1440" w:left="1800" w:header="720" w:footer="720" w:gutter="0"/>
+      <w:pgSz w:w="11906" w:h="16838"/>
+      <w:pgMar w:top="2098" w:right="1474" w:bottom="1984" w:left="1587" w:header="720" w:footer="720" w:gutter="0"/>
       <w:cols w:space="720"/>
       <w:docGrid w:linePitch="360"/>
     </w:sectPr>
@@ -12183,8 +12183,8 @@
       <w:ind w:left="480"/>
     </w:pPr>
     <w:rPr>
-      <w:rFonts w:ascii="SimSun" w:hAnsi="SimSun"/>
-      <w:sz w:val="24"/>
+      <w:rFonts w:ascii="仿宋_GB2312" w:hAnsi="仿宋_GB2312"/>
+      <w:sz w:val="32"/>
     </w:rPr>
   </w:style>
   <w:style w:type="paragraph" w:customStyle="1" w:styleId="TOC1">
